--- a/rus/docx/65.content.docx
+++ b/rus/docx/65.content.docx
@@ -19,7 +19,7 @@
         <w:rPr>
           <w:lang w:val="ru_RU" w:bidi="ru_RU"/>
         </w:rPr>
-        <w:t>Resource: Заметки к учебнику - Вступления к книгам (Тиндейл)</w:t>
+        <w:t>Resource: Tyndale Open Study Notes</w:t>
       </w:r>
       <w:r>
         <w:rPr>
@@ -112,7 +112,7 @@
         <w:rPr>
           <w:lang w:val="ru_RU" w:bidi="ru_RU"/>
         </w:rPr>
-        <w:t>Заметки к учебнику - Вступления к книгам (Тиндейл)</w:t>
+        <w:t>Tyndale Open Study Notes</w:t>
       </w:r>
     </w:p>
     <w:p>

--- a/rus/docx/65.content.docx
+++ b/rus/docx/65.content.docx
@@ -19,7 +19,7 @@
         <w:rPr>
           <w:lang w:val="ru_RU" w:bidi="ru_RU"/>
         </w:rPr>
-        <w:t>Resource: Tyndale Open Study Notes</w:t>
+        <w:t>Resource: Aquifer Open Study Notes (Book Intros)</w:t>
       </w:r>
       <w:r>
         <w:rPr>
@@ -112,7 +112,7 @@
         <w:rPr>
           <w:lang w:val="ru_RU" w:bidi="ru_RU"/>
         </w:rPr>
-        <w:t>Tyndale Open Study Notes</w:t>
+        <w:t>Aquifer Open Study Notes (Book Intros)</w:t>
       </w:r>
     </w:p>
     <w:p>

--- a/rus/docx/65.content.docx
+++ b/rus/docx/65.content.docx
@@ -258,90 +258,60 @@
         </w:rPr>
         <w:t>Иуда написал это послание, чтобы противостоять лжеучителям в ранней церкви. Автор в большей степени сосредотачивает внимание на жизни этих людей, чем на их учении. Он обвиняет лжеучителей в том, что они были распутными — они считали, что Божья благодать, явленная во Христе, даёт им свободу делать всё, что угодно (</w:t>
       </w:r>
-      <w:hyperlink r:id="rId13">
-        <w:r>
-          <w:rPr>
-            <w:lang w:val="ru_RU" w:bidi="ru_RU"/>
-          </w:rPr>
-          <w:rPr>
-            <w:color w:val="0000EE"/>
-            <w:u w:val="single"/>
-          </w:rPr>
-          <w:t>1:4</w:t>
-        </w:r>
-      </w:hyperlink>
+      <w:r>
+        <w:rPr>
+          <w:lang w:val="ru_RU" w:bidi="ru_RU"/>
+        </w:rPr>
+        <w:t>1:4</w:t>
+      </w:r>
       <w:r>
         <w:rPr>
           <w:lang w:val="ru_RU" w:bidi="ru_RU"/>
         </w:rPr>
         <w:t xml:space="preserve">). Они не проявляли уважения к властям (см. </w:t>
       </w:r>
-      <w:hyperlink r:id="rId14">
-        <w:r>
-          <w:rPr>
-            <w:lang w:val="ru_RU" w:bidi="ru_RU"/>
-          </w:rPr>
-          <w:rPr>
-            <w:color w:val="0000EE"/>
-            <w:u w:val="single"/>
-          </w:rPr>
-          <w:t>1:8–9</w:t>
-        </w:r>
-      </w:hyperlink>
+      <w:r>
+        <w:rPr>
+          <w:lang w:val="ru_RU" w:bidi="ru_RU"/>
+        </w:rPr>
+        <w:t>1:8–9</w:t>
+      </w:r>
       <w:r>
         <w:rPr>
           <w:lang w:val="ru_RU" w:bidi="ru_RU"/>
         </w:rPr>
         <w:t>) и совершали множество греховных поступков (</w:t>
       </w:r>
-      <w:hyperlink r:id="rId15">
-        <w:r>
-          <w:rPr>
-            <w:lang w:val="ru_RU" w:bidi="ru_RU"/>
-          </w:rPr>
-          <w:rPr>
-            <w:color w:val="0000EE"/>
-            <w:u w:val="single"/>
-          </w:rPr>
-          <w:t>1:16</w:t>
-        </w:r>
-      </w:hyperlink>
+      <w:r>
+        <w:rPr>
+          <w:lang w:val="ru_RU" w:bidi="ru_RU"/>
+        </w:rPr>
+        <w:t>1:16</w:t>
+      </w:r>
       <w:r>
         <w:rPr>
           <w:lang w:val="ru_RU" w:bidi="ru_RU"/>
         </w:rPr>
         <w:t xml:space="preserve">, </w:t>
       </w:r>
-      <w:hyperlink r:id="rId16">
-        <w:r>
-          <w:rPr>
-            <w:lang w:val="ru_RU" w:bidi="ru_RU"/>
-          </w:rPr>
-          <w:rPr>
-            <w:color w:val="0000EE"/>
-            <w:u w:val="single"/>
-          </w:rPr>
-          <w:t>19</w:t>
-        </w:r>
-      </w:hyperlink>
+      <w:r>
+        <w:rPr>
+          <w:lang w:val="ru_RU" w:bidi="ru_RU"/>
+        </w:rPr>
+        <w:t>19</w:t>
+      </w:r>
       <w:r>
         <w:rPr>
           <w:lang w:val="ru_RU" w:bidi="ru_RU"/>
         </w:rPr>
         <w:t xml:space="preserve">). Эти негодные люди утверждали, что являются последователями Христа (см. </w:t>
       </w:r>
-      <w:hyperlink r:id="rId13">
-        <w:r>
-          <w:rPr>
-            <w:lang w:val="ru_RU" w:bidi="ru_RU"/>
-          </w:rPr>
-          <w:rPr>
-            <w:color w:val="0000EE"/>
-            <w:u w:val="single"/>
-          </w:rPr>
-          <w:t>1:4</w:t>
-        </w:r>
-      </w:hyperlink>
+      <w:r>
+        <w:rPr>
+          <w:lang w:val="ru_RU" w:bidi="ru_RU"/>
+        </w:rPr>
+        <w:t>1:4</w:t>
+      </w:r>
       <w:r>
         <w:rPr>
           <w:lang w:val="ru_RU" w:bidi="ru_RU"/>
@@ -373,36 +343,24 @@
         </w:rPr>
         <w:t>После слов приветствия (</w:t>
       </w:r>
-      <w:hyperlink r:id="rId17">
-        <w:r>
-          <w:rPr>
-            <w:lang w:val="ru_RU" w:bidi="ru_RU"/>
-          </w:rPr>
-          <w:rPr>
-            <w:color w:val="0000EE"/>
-            <w:u w:val="single"/>
-          </w:rPr>
-          <w:t>1:1–2</w:t>
-        </w:r>
-      </w:hyperlink>
+      <w:r>
+        <w:rPr>
+          <w:lang w:val="ru_RU" w:bidi="ru_RU"/>
+        </w:rPr>
+        <w:t>1:1–2</w:t>
+      </w:r>
       <w:r>
         <w:rPr>
           <w:lang w:val="ru_RU" w:bidi="ru_RU"/>
         </w:rPr>
         <w:t>) Иуда объясняет обстоятельства, побудившие его написать послание (</w:t>
       </w:r>
-      <w:hyperlink r:id="rId18">
-        <w:r>
-          <w:rPr>
-            <w:lang w:val="ru_RU" w:bidi="ru_RU"/>
-          </w:rPr>
-          <w:rPr>
-            <w:color w:val="0000EE"/>
-            <w:u w:val="single"/>
-          </w:rPr>
-          <w:t>1:3–4</w:t>
-        </w:r>
-      </w:hyperlink>
+      <w:r>
+        <w:rPr>
+          <w:lang w:val="ru_RU" w:bidi="ru_RU"/>
+        </w:rPr>
+        <w:t>1:3–4</w:t>
+      </w:r>
       <w:r>
         <w:rPr>
           <w:lang w:val="ru_RU" w:bidi="ru_RU"/>
@@ -423,72 +381,48 @@
         </w:rPr>
         <w:t xml:space="preserve">В </w:t>
       </w:r>
-      <w:hyperlink r:id="rId19">
-        <w:r>
-          <w:rPr>
-            <w:lang w:val="ru_RU" w:bidi="ru_RU"/>
-          </w:rPr>
-          <w:rPr>
-            <w:color w:val="0000EE"/>
-            <w:u w:val="single"/>
-          </w:rPr>
-          <w:t>1:5–16</w:t>
-        </w:r>
-      </w:hyperlink>
+      <w:r>
+        <w:rPr>
+          <w:lang w:val="ru_RU" w:bidi="ru_RU"/>
+        </w:rPr>
+        <w:t>1:5–16</w:t>
+      </w:r>
       <w:r>
         <w:rPr>
           <w:lang w:val="ru_RU" w:bidi="ru_RU"/>
         </w:rPr>
         <w:t xml:space="preserve"> Иуда подробно описывает характер этих лжеучителей. Эта часть послания имеет структуру хиазма A-B-A’. Сначала Иуда использует три примера из Писания, чтобы проиллюстрировать осуждение, которому подвергнутся лжеучители (A</w:t>
       </w:r>
-      <w:hyperlink r:id="rId20">
-        <w:r>
-          <w:rPr>
-            <w:lang w:val="ru_RU" w:bidi="ru_RU"/>
-          </w:rPr>
-          <w:rPr>
-            <w:color w:val="0000EE"/>
-            <w:u w:val="single"/>
-          </w:rPr>
-          <w:t>1:5–10</w:t>
-        </w:r>
-      </w:hyperlink>
+      <w:r>
+        <w:rPr>
+          <w:lang w:val="ru_RU" w:bidi="ru_RU"/>
+        </w:rPr>
+        <w:t>1:5–10</w:t>
+      </w:r>
       <w:r>
         <w:rPr>
           <w:lang w:val="ru_RU" w:bidi="ru_RU"/>
         </w:rPr>
         <w:t>). Затем он приводит ещё три примера из Писания, чтобы обличить их за нечестивые мысли и поведение (B</w:t>
       </w:r>
-      <w:hyperlink r:id="rId21">
-        <w:r>
-          <w:rPr>
-            <w:lang w:val="ru_RU" w:bidi="ru_RU"/>
-          </w:rPr>
-          <w:rPr>
-            <w:color w:val="0000EE"/>
-            <w:u w:val="single"/>
-          </w:rPr>
-          <w:t>1:11–13</w:t>
-        </w:r>
-      </w:hyperlink>
+      <w:r>
+        <w:rPr>
+          <w:lang w:val="ru_RU" w:bidi="ru_RU"/>
+        </w:rPr>
+        <w:t>1:11–13</w:t>
+      </w:r>
       <w:r>
         <w:rPr>
           <w:lang w:val="ru_RU" w:bidi="ru_RU"/>
         </w:rPr>
         <w:t xml:space="preserve">). В конце этого раздела он возвращается к их осуждению, снова ссылаясь на еврейскую традицию, чтобы подкрепить своё обвинение (A’ </w:t>
       </w:r>
-      <w:hyperlink r:id="rId22">
-        <w:r>
-          <w:rPr>
-            <w:lang w:val="ru_RU" w:bidi="ru_RU"/>
-          </w:rPr>
-          <w:rPr>
-            <w:color w:val="0000EE"/>
-            <w:u w:val="single"/>
-          </w:rPr>
-          <w:t>1:14–16</w:t>
-        </w:r>
-      </w:hyperlink>
+      <w:r>
+        <w:rPr>
+          <w:lang w:val="ru_RU" w:bidi="ru_RU"/>
+        </w:rPr>
+        <w:t>1:14–16</w:t>
+      </w:r>
       <w:r>
         <w:rPr>
           <w:lang w:val="ru_RU" w:bidi="ru_RU"/>
@@ -509,36 +443,24 @@
         </w:rPr>
         <w:t>Затем Иуда обращается непосредственно к своим читателям (</w:t>
       </w:r>
-      <w:hyperlink r:id="rId23">
-        <w:r>
-          <w:rPr>
-            <w:lang w:val="ru_RU" w:bidi="ru_RU"/>
-          </w:rPr>
-          <w:rPr>
-            <w:color w:val="0000EE"/>
-            <w:u w:val="single"/>
-          </w:rPr>
-          <w:t>1:17–23</w:t>
-        </w:r>
-      </w:hyperlink>
+      <w:r>
+        <w:rPr>
+          <w:lang w:val="ru_RU" w:bidi="ru_RU"/>
+        </w:rPr>
+        <w:t>1:17–23</w:t>
+      </w:r>
       <w:r>
         <w:rPr>
           <w:lang w:val="ru_RU" w:bidi="ru_RU"/>
         </w:rPr>
         <w:t>), призывая их твёрдо держаться Божьей истины и заботиться о верующих, которые могут поддаться искушению последовать за лжеучителями. Послание завершается доксологией, или славословием Бога (</w:t>
       </w:r>
-      <w:hyperlink r:id="rId24">
-        <w:r>
-          <w:rPr>
-            <w:lang w:val="ru_RU" w:bidi="ru_RU"/>
-          </w:rPr>
-          <w:rPr>
-            <w:color w:val="0000EE"/>
-            <w:u w:val="single"/>
-          </w:rPr>
-          <w:t>1:24–25</w:t>
-        </w:r>
-      </w:hyperlink>
+      <w:r>
+        <w:rPr>
+          <w:lang w:val="ru_RU" w:bidi="ru_RU"/>
+        </w:rPr>
+        <w:t>1:24–25</w:t>
+      </w:r>
       <w:r>
         <w:rPr>
           <w:lang w:val="ru_RU" w:bidi="ru_RU"/>
@@ -570,216 +492,144 @@
         </w:rPr>
         <w:t>Иуда называет себя «братом Иакова» (</w:t>
       </w:r>
-      <w:hyperlink r:id="rId25">
-        <w:r>
-          <w:rPr>
-            <w:lang w:val="ru_RU" w:bidi="ru_RU"/>
-          </w:rPr>
-          <w:rPr>
-            <w:color w:val="0000EE"/>
-            <w:u w:val="single"/>
-          </w:rPr>
-          <w:t>1:1</w:t>
-        </w:r>
-      </w:hyperlink>
+      <w:r>
+        <w:rPr>
+          <w:lang w:val="ru_RU" w:bidi="ru_RU"/>
+        </w:rPr>
+        <w:t>1:1</w:t>
+      </w:r>
       <w:r>
         <w:rPr>
           <w:lang w:val="ru_RU" w:bidi="ru_RU"/>
         </w:rPr>
         <w:t>). Этот Иаков почти наверняка является «братом Господним» (</w:t>
       </w:r>
-      <w:hyperlink r:id="rId26">
-        <w:r>
-          <w:rPr>
-            <w:lang w:val="ru_RU" w:bidi="ru_RU"/>
-          </w:rPr>
-          <w:rPr>
-            <w:color w:val="0000EE"/>
-            <w:u w:val="single"/>
-          </w:rPr>
-          <w:t>Гал.1:19</w:t>
-        </w:r>
-      </w:hyperlink>
+      <w:r>
+        <w:rPr>
+          <w:lang w:val="ru_RU" w:bidi="ru_RU"/>
+        </w:rPr>
+        <w:t>Гал.1:19</w:t>
+      </w:r>
       <w:r>
         <w:rPr>
           <w:lang w:val="ru_RU" w:bidi="ru_RU"/>
         </w:rPr>
         <w:t xml:space="preserve">; см. </w:t>
       </w:r>
-      <w:hyperlink r:id="rId27">
-        <w:r>
-          <w:rPr>
-            <w:lang w:val="ru_RU" w:bidi="ru_RU"/>
-          </w:rPr>
-          <w:rPr>
-            <w:color w:val="0000EE"/>
-            <w:u w:val="single"/>
-          </w:rPr>
-          <w:t>Мф.13:55</w:t>
-        </w:r>
-      </w:hyperlink>
+      <w:r>
+        <w:rPr>
+          <w:lang w:val="ru_RU" w:bidi="ru_RU"/>
+        </w:rPr>
+        <w:t>Мф.13:55</w:t>
+      </w:r>
       <w:r>
         <w:rPr>
           <w:lang w:val="ru_RU" w:bidi="ru_RU"/>
         </w:rPr>
         <w:t xml:space="preserve"> // </w:t>
       </w:r>
-      <w:hyperlink r:id="rId28">
-        <w:r>
-          <w:rPr>
-            <w:lang w:val="ru_RU" w:bidi="ru_RU"/>
-          </w:rPr>
-          <w:rPr>
-            <w:color w:val="0000EE"/>
-            <w:u w:val="single"/>
-          </w:rPr>
-          <w:t>Мк.6:3</w:t>
-        </w:r>
-      </w:hyperlink>
+      <w:r>
+        <w:rPr>
+          <w:lang w:val="ru_RU" w:bidi="ru_RU"/>
+        </w:rPr>
+        <w:t>Мк.6:3</w:t>
+      </w:r>
       <w:r>
         <w:rPr>
           <w:lang w:val="ru_RU" w:bidi="ru_RU"/>
         </w:rPr>
         <w:t>), который стал авторитетным руководителем Иерусалимской церкви (</w:t>
       </w:r>
-      <w:hyperlink r:id="rId29">
-        <w:r>
-          <w:rPr>
-            <w:lang w:val="ru_RU" w:bidi="ru_RU"/>
-          </w:rPr>
-          <w:rPr>
-            <w:color w:val="0000EE"/>
-            <w:u w:val="single"/>
-          </w:rPr>
-          <w:t>Деян.15:13–21</w:t>
-        </w:r>
-      </w:hyperlink>
+      <w:r>
+        <w:rPr>
+          <w:lang w:val="ru_RU" w:bidi="ru_RU"/>
+        </w:rPr>
+        <w:t>Деян.15:13–21</w:t>
+      </w:r>
       <w:r>
         <w:rPr>
           <w:lang w:val="ru_RU" w:bidi="ru_RU"/>
         </w:rPr>
         <w:t xml:space="preserve">; </w:t>
       </w:r>
-      <w:hyperlink r:id="rId30">
-        <w:r>
-          <w:rPr>
-            <w:lang w:val="ru_RU" w:bidi="ru_RU"/>
-          </w:rPr>
-          <w:rPr>
-            <w:color w:val="0000EE"/>
-            <w:u w:val="single"/>
-          </w:rPr>
-          <w:t>21:18</w:t>
-        </w:r>
-      </w:hyperlink>
+      <w:r>
+        <w:rPr>
+          <w:lang w:val="ru_RU" w:bidi="ru_RU"/>
+        </w:rPr>
+        <w:t>21:18</w:t>
+      </w:r>
       <w:r>
         <w:rPr>
           <w:lang w:val="ru_RU" w:bidi="ru_RU"/>
         </w:rPr>
         <w:t xml:space="preserve">) и написал Послание Иакова. Таким образом, Иуда также был братом Иисуса (Иуда упоминается как «Иуда» в </w:t>
       </w:r>
-      <w:hyperlink r:id="rId27">
-        <w:r>
-          <w:rPr>
-            <w:lang w:val="ru_RU" w:bidi="ru_RU"/>
-          </w:rPr>
-          <w:rPr>
-            <w:color w:val="0000EE"/>
-            <w:u w:val="single"/>
-          </w:rPr>
-          <w:t>Мф.13:55</w:t>
-        </w:r>
-      </w:hyperlink>
+      <w:r>
+        <w:rPr>
+          <w:lang w:val="ru_RU" w:bidi="ru_RU"/>
+        </w:rPr>
+        <w:t>Мф.13:55</w:t>
+      </w:r>
       <w:r>
         <w:rPr>
           <w:lang w:val="ru_RU" w:bidi="ru_RU"/>
         </w:rPr>
         <w:t xml:space="preserve"> // </w:t>
       </w:r>
-      <w:hyperlink r:id="rId28">
-        <w:r>
-          <w:rPr>
-            <w:lang w:val="ru_RU" w:bidi="ru_RU"/>
-          </w:rPr>
-          <w:rPr>
-            <w:color w:val="0000EE"/>
-            <w:u w:val="single"/>
-          </w:rPr>
-          <w:t>Мк.6:3</w:t>
-        </w:r>
-      </w:hyperlink>
+      <w:r>
+        <w:rPr>
+          <w:lang w:val="ru_RU" w:bidi="ru_RU"/>
+        </w:rPr>
+        <w:t>Мк.6:3</w:t>
+      </w:r>
       <w:r>
         <w:rPr>
           <w:lang w:val="ru_RU" w:bidi="ru_RU"/>
         </w:rPr>
         <w:t>). Иуда и другие братья Иисуса не были последователями Христа во время Его земного служения (</w:t>
       </w:r>
-      <w:hyperlink r:id="rId31">
-        <w:r>
-          <w:rPr>
-            <w:lang w:val="ru_RU" w:bidi="ru_RU"/>
-          </w:rPr>
-          <w:rPr>
-            <w:color w:val="0000EE"/>
-            <w:u w:val="single"/>
-          </w:rPr>
-          <w:t>Ин.7:5</w:t>
-        </w:r>
-      </w:hyperlink>
+      <w:r>
+        <w:rPr>
+          <w:lang w:val="ru_RU" w:bidi="ru_RU"/>
+        </w:rPr>
+        <w:t>Ин.7:5</w:t>
+      </w:r>
       <w:r>
         <w:rPr>
           <w:lang w:val="ru_RU" w:bidi="ru_RU"/>
         </w:rPr>
         <w:t xml:space="preserve">), но уверовали после воскресения (см. </w:t>
       </w:r>
-      <w:hyperlink r:id="rId32">
-        <w:r>
-          <w:rPr>
-            <w:lang w:val="ru_RU" w:bidi="ru_RU"/>
-          </w:rPr>
-          <w:rPr>
-            <w:color w:val="0000EE"/>
-            <w:u w:val="single"/>
-          </w:rPr>
-          <w:t>Деян.1:14</w:t>
-        </w:r>
-      </w:hyperlink>
+      <w:r>
+        <w:rPr>
+          <w:lang w:val="ru_RU" w:bidi="ru_RU"/>
+        </w:rPr>
+        <w:t>Деян.1:14</w:t>
+      </w:r>
       <w:r>
         <w:rPr>
           <w:lang w:val="ru_RU" w:bidi="ru_RU"/>
         </w:rPr>
         <w:t xml:space="preserve">; </w:t>
       </w:r>
-      <w:hyperlink r:id="rId33">
-        <w:r>
-          <w:rPr>
-            <w:lang w:val="ru_RU" w:bidi="ru_RU"/>
-          </w:rPr>
-          <w:rPr>
-            <w:color w:val="0000EE"/>
-            <w:u w:val="single"/>
-          </w:rPr>
-          <w:t>1Кор.15:7</w:t>
-        </w:r>
-      </w:hyperlink>
+      <w:r>
+        <w:rPr>
+          <w:lang w:val="ru_RU" w:bidi="ru_RU"/>
+        </w:rPr>
+        <w:t>1Кор.15:7</w:t>
+      </w:r>
       <w:r>
         <w:rPr>
           <w:lang w:val="ru_RU" w:bidi="ru_RU"/>
         </w:rPr>
         <w:t>) и распространяли весть о воскресшем Господе (</w:t>
       </w:r>
-      <w:hyperlink r:id="rId34">
-        <w:r>
-          <w:rPr>
-            <w:lang w:val="ru_RU" w:bidi="ru_RU"/>
-          </w:rPr>
-          <w:rPr>
-            <w:color w:val="0000EE"/>
-            <w:u w:val="single"/>
-          </w:rPr>
-          <w:t>1Кор.9:5</w:t>
-        </w:r>
-      </w:hyperlink>
+      <w:r>
+        <w:rPr>
+          <w:lang w:val="ru_RU" w:bidi="ru_RU"/>
+        </w:rPr>
+        <w:t>1Кор.9:5</w:t>
+      </w:r>
       <w:r>
         <w:rPr>
           <w:lang w:val="ru_RU" w:bidi="ru_RU"/>
@@ -848,108 +698,72 @@
         </w:rPr>
         <w:t>Лжеучители. На протяжении многих лет разные лжеучители смущали Божий народ. Послание Иуды является убедительным напоминанием об их способности причинять вред общине и представляет мрачное описание их ужасной судьбы. В своём описании лжеучителей Иуда активно использует Ветхий Завет и другие еврейские традиции. Иуда сравнивает лжеучителей с мятежными израильтянами в пустыне (</w:t>
       </w:r>
-      <w:hyperlink r:id="rId35">
-        <w:r>
-          <w:rPr>
-            <w:lang w:val="ru_RU" w:bidi="ru_RU"/>
-          </w:rPr>
-          <w:rPr>
-            <w:color w:val="0000EE"/>
-            <w:u w:val="single"/>
-          </w:rPr>
-          <w:t>1:5</w:t>
-        </w:r>
-      </w:hyperlink>
+      <w:r>
+        <w:rPr>
+          <w:lang w:val="ru_RU" w:bidi="ru_RU"/>
+        </w:rPr>
+        <w:t>1:5</w:t>
+      </w:r>
       <w:r>
         <w:rPr>
           <w:lang w:val="ru_RU" w:bidi="ru_RU"/>
         </w:rPr>
         <w:t>), с ангелами, восставшими против Бога (</w:t>
       </w:r>
-      <w:hyperlink r:id="rId36">
-        <w:r>
-          <w:rPr>
-            <w:lang w:val="ru_RU" w:bidi="ru_RU"/>
-          </w:rPr>
-          <w:rPr>
-            <w:color w:val="0000EE"/>
-            <w:u w:val="single"/>
-          </w:rPr>
-          <w:t>1:6</w:t>
-        </w:r>
-      </w:hyperlink>
+      <w:r>
+        <w:rPr>
+          <w:lang w:val="ru_RU" w:bidi="ru_RU"/>
+        </w:rPr>
+        <w:t>1:6</w:t>
+      </w:r>
       <w:r>
         <w:rPr>
           <w:lang w:val="ru_RU" w:bidi="ru_RU"/>
         </w:rPr>
         <w:t>), и с грешниками Содома и Гоморры (</w:t>
       </w:r>
-      <w:hyperlink r:id="rId37">
-        <w:r>
-          <w:rPr>
-            <w:lang w:val="ru_RU" w:bidi="ru_RU"/>
-          </w:rPr>
-          <w:rPr>
-            <w:color w:val="0000EE"/>
-            <w:u w:val="single"/>
-          </w:rPr>
-          <w:t>1:7</w:t>
-        </w:r>
-      </w:hyperlink>
+      <w:r>
+        <w:rPr>
+          <w:lang w:val="ru_RU" w:bidi="ru_RU"/>
+        </w:rPr>
+        <w:t>1:7</w:t>
+      </w:r>
       <w:r>
         <w:rPr>
           <w:lang w:val="ru_RU" w:bidi="ru_RU"/>
         </w:rPr>
         <w:t xml:space="preserve">). Лжеучители подобны Каину (см. </w:t>
       </w:r>
-      <w:hyperlink r:id="rId38">
-        <w:r>
-          <w:rPr>
-            <w:lang w:val="ru_RU" w:bidi="ru_RU"/>
-          </w:rPr>
-          <w:rPr>
-            <w:color w:val="0000EE"/>
-            <w:u w:val="single"/>
-          </w:rPr>
-          <w:t>Быт.4</w:t>
-        </w:r>
-      </w:hyperlink>
+      <w:r>
+        <w:rPr>
+          <w:lang w:val="ru_RU" w:bidi="ru_RU"/>
+        </w:rPr>
+        <w:t>Быт.4</w:t>
+      </w:r>
       <w:r>
         <w:rPr>
           <w:lang w:val="ru_RU" w:bidi="ru_RU"/>
         </w:rPr>
         <w:t xml:space="preserve">), Валааму (см. </w:t>
       </w:r>
-      <w:hyperlink r:id="rId39">
-        <w:r>
-          <w:rPr>
-            <w:lang w:val="ru_RU" w:bidi="ru_RU"/>
-          </w:rPr>
-          <w:rPr>
-            <w:color w:val="0000EE"/>
-            <w:u w:val="single"/>
-          </w:rPr>
-          <w:t>Чис.22–24</w:t>
-        </w:r>
-      </w:hyperlink>
+      <w:r>
+        <w:rPr>
+          <w:lang w:val="ru_RU" w:bidi="ru_RU"/>
+        </w:rPr>
+        <w:t>Чис.22–24</w:t>
+      </w:r>
       <w:r>
         <w:rPr>
           <w:lang w:val="ru_RU" w:bidi="ru_RU"/>
         </w:rPr>
         <w:t xml:space="preserve">) и Корею (см. </w:t>
       </w:r>
-      <w:hyperlink r:id="rId40">
-        <w:r>
-          <w:rPr>
-            <w:lang w:val="ru_RU" w:bidi="ru_RU"/>
-          </w:rPr>
-          <w:rPr>
-            <w:color w:val="0000EE"/>
-            <w:u w:val="single"/>
-          </w:rPr>
-          <w:t>Чис.16</w:t>
-        </w:r>
-      </w:hyperlink>
+      <w:r>
+        <w:rPr>
+          <w:lang w:val="ru_RU" w:bidi="ru_RU"/>
+        </w:rPr>
+        <w:t>Чис.16</w:t>
+      </w:r>
       <w:r>
         <w:rPr>
           <w:lang w:val="ru_RU" w:bidi="ru_RU"/>
@@ -970,54 +784,36 @@
         </w:rPr>
         <w:t xml:space="preserve">Защита веры. В </w:t>
       </w:r>
-      <w:hyperlink r:id="rId41">
-        <w:r>
-          <w:rPr>
-            <w:lang w:val="ru_RU" w:bidi="ru_RU"/>
-          </w:rPr>
-          <w:rPr>
-            <w:color w:val="0000EE"/>
-            <w:u w:val="single"/>
-          </w:rPr>
-          <w:t>1:3</w:t>
-        </w:r>
-      </w:hyperlink>
+      <w:r>
+        <w:rPr>
+          <w:lang w:val="ru_RU" w:bidi="ru_RU"/>
+        </w:rPr>
+        <w:t>1:3</w:t>
+      </w:r>
       <w:r>
         <w:rPr>
           <w:lang w:val="ru_RU" w:bidi="ru_RU"/>
         </w:rPr>
         <w:t xml:space="preserve"> Иуда указывает, что в ранней церкви существует основное послание, которое служит фундаментом христианской веры. Павел говорит о том же, когда призывает Тимофея «хранить преданное ему» (</w:t>
       </w:r>
-      <w:hyperlink r:id="rId42">
-        <w:r>
-          <w:rPr>
-            <w:lang w:val="ru_RU" w:bidi="ru_RU"/>
-          </w:rPr>
-          <w:rPr>
-            <w:color w:val="0000EE"/>
-            <w:u w:val="single"/>
-          </w:rPr>
-          <w:t>1Тим.6:20</w:t>
-        </w:r>
-      </w:hyperlink>
+      <w:r>
+        <w:rPr>
+          <w:lang w:val="ru_RU" w:bidi="ru_RU"/>
+        </w:rPr>
+        <w:t>1Тим.6:20</w:t>
+      </w:r>
       <w:r>
         <w:rPr>
           <w:lang w:val="ru_RU" w:bidi="ru_RU"/>
         </w:rPr>
         <w:t xml:space="preserve">; см. </w:t>
       </w:r>
-      <w:hyperlink r:id="rId43">
-        <w:r>
-          <w:rPr>
-            <w:lang w:val="ru_RU" w:bidi="ru_RU"/>
-          </w:rPr>
-          <w:rPr>
-            <w:color w:val="0000EE"/>
-            <w:u w:val="single"/>
-          </w:rPr>
-          <w:t>2Тим.1:14</w:t>
-        </w:r>
-      </w:hyperlink>
+      <w:r>
+        <w:rPr>
+          <w:lang w:val="ru_RU" w:bidi="ru_RU"/>
+        </w:rPr>
+        <w:t>2Тим.1:14</w:t>
+      </w:r>
       <w:r>
         <w:rPr>
           <w:lang w:val="ru_RU" w:bidi="ru_RU"/>
@@ -1038,18 +834,12 @@
         </w:rPr>
         <w:t xml:space="preserve">Быть христианином означает верить в Бога и любить ближних; это также означает с радостью исповедовать истину, которую Бог открыл в Иисусе Христе. Мы не можем по-настоящему верить в Бога, если не воспринимаем истину, которую Он открыл. Именно поэтому первые христиане даже в ранний период своей истории формулировали исповедания веры, чтобы коротко изложить основные истины христианской веры (напр., </w:t>
       </w:r>
-      <w:hyperlink r:id="rId44">
-        <w:r>
-          <w:rPr>
-            <w:lang w:val="ru_RU" w:bidi="ru_RU"/>
-          </w:rPr>
-          <w:rPr>
-            <w:color w:val="0000EE"/>
-            <w:u w:val="single"/>
-          </w:rPr>
-          <w:t>1Тим 3:16</w:t>
-        </w:r>
-      </w:hyperlink>
+      <w:r>
+        <w:rPr>
+          <w:lang w:val="ru_RU" w:bidi="ru_RU"/>
+        </w:rPr>
+        <w:t>1Тим 3:16</w:t>
+      </w:r>
       <w:r>
         <w:rPr>
           <w:lang w:val="ru_RU" w:bidi="ru_RU"/>
